--- a/content/blog/kitajskij-s-nulya.VK.docx
+++ b/content/blog/kitajskij-s-nulya.VK.docx
@@ -78,7 +78,7 @@
           <w:color w:val="2C2420"/>
           <w:sz w:val="26"/>
         </w:rPr>
-        <w:t>«Хочу выучить китайский, но с чего начать?» — самый частый вопрос новичка. Иероглифов тысячи, тоны пугают, непонятно, за что хвататься. Хорошая новость: если идти по порядку, всё складывается в понятный маршрут. Вот пошаговый план, как учить китайский с нуля и не бросить на первой неделе.</w:t>
+        <w:t>«Хочу выучить китайский, но с чего начать?» — самый частый вопрос новичка. Иероглифов тысячи, тоны пугают, непонятно, за что хвататься. Хорошая новость: если идти по порядку, всё складывается в понятный маршрут. Вот пошаговый план для начинающих — как учить китайский с нуля и не бросить на первой неделе.</w:t>
       </w:r>
     </w:p>
     <w:p>
@@ -91,7 +91,7 @@
           <w:color w:val="841630"/>
           <w:sz w:val="32"/>
         </w:rPr>
-        <w:t>Пять шагов, именно в таком порядке</w:t>
+        <w:t>С чего начать учить китайский</w:t>
       </w:r>
     </w:p>
     <w:p>
@@ -104,7 +104,7 @@
           <w:color w:val="2C2420"/>
           <w:sz w:val="23"/>
         </w:rPr>
-        <w:t>Главная ошибка самоучек — хвататься сразу за иероглифы. Порядок шагов важен: он экономит месяцы и бережёт мотивацию.</w:t>
+        <w:t>Главная ошибка самоучек — хвататься сразу за иероглифы. С чего начать учить китайский на самом деле? С произношения. Порядок шагов важен: он экономит месяцы и бережёт мотивацию. Вот весь путь новичка — от звука до живой речи:</w:t>
       </w:r>
     </w:p>
     <w:p>
@@ -167,14 +167,6 @@
       </w:pPr>
       <w:r>
         <w:rPr>
-          <w:b w:val="0"/>
-          <w:color w:val="2C2420"/>
-          <w:sz w:val="23"/>
-        </w:rPr>
-        <w:t xml:space="preserve">Разберём чуть подробнее. </w:t>
-      </w:r>
-      <w:r>
-        <w:rPr>
           <w:b/>
           <w:color w:val="2C2420"/>
           <w:sz w:val="23"/>
@@ -187,15 +179,16 @@
           <w:color w:val="2C2420"/>
           <w:sz w:val="23"/>
         </w:rPr>
-        <w:t xml:space="preserve"> Это латинская запись звучания и четыре тона; без них вы будете говорить так, что вас не поймут. </w:t>
+        <w:t xml:space="preserve"> Пиньинь (</w:t>
       </w:r>
       <w:r>
         <w:rPr>
-          <w:b/>
-          <w:color w:val="2C2420"/>
+          <w:rFonts w:ascii="SimSun" w:hAnsi="SimSun"/>
+          <w:b w:val="0"/>
+          <w:color w:val="A41E3A"/>
           <w:sz w:val="23"/>
         </w:rPr>
-        <w:t>Шаг 2 — базовые фразы:</w:t>
+        <w:t>拼音</w:t>
       </w:r>
       <w:r>
         <w:rPr>
@@ -203,7 +196,28 @@
           <w:color w:val="2C2420"/>
           <w:sz w:val="23"/>
         </w:rPr>
-        <w:t xml:space="preserve"> начните говорить сразу, пусть с ошибками. </w:t>
+        <w:t>) — это официальная латинская транскрипция китайского, принятая ещё в 1958 году. Слог складывается из инициали, финали и тона, а тонов в путунхуа четыре плюс нейтральный. Без пиньиня и тонов вас просто не поймут, поэтому начинают именно с них.</w:t>
+      </w:r>
+    </w:p>
+    <w:p>
+      <w:pPr>
+        <w:spacing w:after="160"/>
+      </w:pPr>
+      <w:r>
+        <w:rPr>
+          <w:b/>
+          <w:color w:val="2C2420"/>
+          <w:sz w:val="23"/>
+        </w:rPr>
+        <w:t>Шаг 2 — базовые слова и фразы:</w:t>
+      </w:r>
+      <w:r>
+        <w:rPr>
+          <w:b w:val="0"/>
+          <w:color w:val="2C2420"/>
+          <w:sz w:val="23"/>
+        </w:rPr>
+        <w:t xml:space="preserve"> приветствия, числа, «я хочу», «сколько стоит». Начните говорить сразу, пусть с ошибками. </w:t>
       </w:r>
       <w:r>
         <w:rPr>
@@ -219,7 +233,7 @@
           <w:color w:val="2C2420"/>
           <w:sz w:val="23"/>
         </w:rPr>
-        <w:t xml:space="preserve"> по 3–5 частых знаков в день с правильным порядком черт. </w:t>
+        <w:t xml:space="preserve"> по 3–5 частых знаков в день, сразу с правильным порядком черт (сверху вниз, слева направо). </w:t>
       </w:r>
       <w:r>
         <w:rPr>
@@ -227,7 +241,7 @@
           <w:color w:val="2C2420"/>
           <w:sz w:val="23"/>
         </w:rPr>
-        <w:t>Шаг 4 — грамматика:</w:t>
+        <w:t>Шаг 4 — простая грамматика:</w:t>
       </w:r>
       <w:r>
         <w:rPr>
@@ -235,7 +249,7 @@
           <w:color w:val="2C2420"/>
           <w:sz w:val="23"/>
         </w:rPr>
-        <w:t xml:space="preserve"> её в китайском на удивление мало (нет спряжений, родов и падежей). </w:t>
+        <w:t xml:space="preserve"> её в китайском на удивление мало — нет склонений, спряжений, родов, времён и артиклей, слово вообще не меняет форму. </w:t>
       </w:r>
       <w:r>
         <w:rPr>
@@ -277,7 +291,7 @@
           <w:color w:val="2C2420"/>
           <w:sz w:val="23"/>
         </w:rPr>
-        <w:t>Большинство тех, кто бросил китайский, спотыкаются об одни и те же грабли. Вот чего избегать — и что делать вместо этого:</w:t>
+        <w:t>Большинство тех, кто пытался выучить китайский самостоятельно и бросил, спотыкаются об одни и те же грабли. Вот чего избегать — и что делать вместо этого:</w:t>
       </w:r>
     </w:p>
     <w:p>
@@ -352,7 +366,7 @@
           <w:color w:val="2C2420"/>
           <w:sz w:val="23"/>
         </w:rPr>
-        <w:t>лучше 15–20 минут каждый день, чем три часа раз в неделю.</w:t>
+        <w:t>лучше 15–30 минут каждый день, чем три часа раз в неделю.</w:t>
       </w:r>
       <w:r>
         <w:rPr>
@@ -360,7 +374,7 @@
           <w:color w:val="2C2420"/>
           <w:sz w:val="23"/>
         </w:rPr>
-        <w:t xml:space="preserve"> Язык любит регулярность. Маленькие ежедневные подходы дают несравнимо больше, чем редкие «марафоны», после которых хочется всё бросить.</w:t>
+        <w:t xml:space="preserve"> Регулярные короткие подходы дают несравнимо больше, чем редкие «марафоны», после которых хочется всё бросить. А иероглифы удобнее запоминать не списками, а по ключам и через интервальное повторение.</w:t>
       </w:r>
     </w:p>
     <w:p>
@@ -386,7 +400,7 @@
           <w:color w:val="2C2420"/>
           <w:sz w:val="23"/>
         </w:rPr>
-        <w:t>Честно: китайский — не самый быстрый язык, но и не такой страшный, как кажется. Ориентиры примерные, но полезные:</w:t>
+        <w:t>Честно: китайский — не самый быстрый язык. Международная шкала FSI относит его к самой сложной группе и оценивает примерно в 2200 учебных часов (правда, для англоговорящих — для нас порядок тот же). Но пугаться этой цифры не стоит: первые результаты приходят гораздо раньше.</w:t>
       </w:r>
     </w:p>
     <w:p>
@@ -399,7 +413,7 @@
           <w:color w:val="2C2420"/>
           <w:sz w:val="23"/>
         </w:rPr>
-        <w:t xml:space="preserve">За </w:t>
+        <w:t xml:space="preserve">Ваша первая понятная цель — </w:t>
       </w:r>
       <w:r>
         <w:rPr>
@@ -407,7 +421,7 @@
           <w:color w:val="2C2420"/>
           <w:sz w:val="23"/>
         </w:rPr>
-        <w:t>2–3 месяца</w:t>
+        <w:t>HSK 1</w:t>
       </w:r>
       <w:r>
         <w:rPr>
@@ -415,23 +429,7 @@
           <w:color w:val="2C2420"/>
           <w:sz w:val="23"/>
         </w:rPr>
-        <w:t xml:space="preserve"> регулярных занятий вы освоите произношение и сможете говорить простые бытовые фразы. За </w:t>
-      </w:r>
-      <w:r>
-        <w:rPr>
-          <w:b/>
-          <w:color w:val="2C2420"/>
-          <w:sz w:val="23"/>
-        </w:rPr>
-        <w:t>полгода-год</w:t>
-      </w:r>
-      <w:r>
-        <w:rPr>
-          <w:b w:val="0"/>
-          <w:color w:val="2C2420"/>
-          <w:sz w:val="23"/>
-        </w:rPr>
-        <w:t xml:space="preserve"> — дойдёте до уровня, на котором объясняетесь в поездке и понимаете простые тексты (примерно HSK 2–3). Дальше всё зависит от целей и практики.</w:t>
+        <w:t>: всего 300 слов, это уровень A1, и он по силам почти каждому за пару-тройку месяцев регулярных занятий. Дальше — бытовое общение, а для свободного чтения газеты нужно около 3000 иероглифов, но это уже цель не первого года.</w:t>
       </w:r>
     </w:p>
     <w:p>
@@ -452,7 +450,7 @@
           <w:color w:val="5A4F45"/>
           <w:sz w:val="23"/>
         </w:rPr>
-        <w:t xml:space="preserve"> Не пытайтесь пройти этот путь в одиночку по учебнику. Произношение и тоны почти невозможно поставить самому — на старте очень выручает преподаватель, который слышит ошибки и сразу поправляет. Это экономит месяцы и спасает мотивацию.</w:t>
+        <w:t xml:space="preserve"> Выучить китайский самостоятельно по учебнику реально до определённого предела, но произношение и тоны почти невозможно поставить в одиночку: свою ошибку в тоне вы просто не слышите. На старте очень выручает преподаватель, который слышит и сразу поправляет, — это экономит месяцы и спасает мотивацию.</w:t>
       </w:r>
     </w:p>
     <w:p>
@@ -465,7 +463,7 @@
           <w:color w:val="2C2420"/>
           <w:sz w:val="23"/>
         </w:rPr>
-        <w:t>Вот и весь план: пиньинь → слова → иероглифы → грамматика → речь, по чуть-чуть каждый день. Начать китайский с нуля намного проще, когда перед глазами понятный маршрут. Сделайте первый шаг сегодня — и через пару месяцев удивитесь, как далеко продвинулись.</w:t>
+        <w:t>Вот и весь план для начинающих: пиньинь → слова → иероглифы → грамматика → речь, по чуть-чуть каждый день. Учить китайский с нуля намного проще, когда перед глазами понятный маршрут. Сделайте первый шаг сегодня — и через пару месяцев удивитесь, как далеко продвинулись.</w:t>
       </w:r>
     </w:p>
     <w:p>

--- a/content/blog/kitajskij-s-nulya.VK.docx
+++ b/content/blog/kitajskij-s-nulya.VK.docx
@@ -302,7 +302,7 @@
       <w:r>
         <w:drawing>
           <wp:inline xmlns:a="http://schemas.openxmlformats.org/drawingml/2006/main" xmlns:pic="http://schemas.openxmlformats.org/drawingml/2006/picture">
-            <wp:extent cx="5760720" cy="2261083"/>
+            <wp:extent cx="5760720" cy="2232279"/>
             <wp:docPr id="3" name="Picture 3"/>
             <wp:cNvGraphicFramePr>
               <a:graphicFrameLocks noChangeAspect="1"/>
@@ -323,7 +323,7 @@
                   <pic:spPr>
                     <a:xfrm>
                       <a:off x="0" y="0"/>
-                      <a:ext cx="5760720" cy="2261083"/>
+                      <a:ext cx="5760720" cy="2232279"/>
                     </a:xfrm>
                     <a:prstGeom prst="rect"/>
                   </pic:spPr>
